--- a/templates/post-incorporate/03 Secretary Appointment Letter - template.docx
+++ b/templates/post-incorporate/03 Secretary Appointment Letter - template.docx
@@ -952,7 +952,7 @@
       </w:pPr>
       <w:r>
         <w:rPr>
-          <w:rFonts w:hint="eastAsia"/>
+          <w:rFonts/>
         </w:rPr>
         <w:t>{{Chairman}}</w:t>
       </w:r>
